--- a/Hands-on_Ex/Hands-on_ex08/PhamHungSon_handsonex8_publishlink.docx
+++ b/Hands-on_Ex/Hands-on_ex08/PhamHungSon_handsonex8_publishlink.docx
@@ -8,7 +8,27 @@
           <w:rPr>
             <w:rStyle w:val="Hyperlink"/>
           </w:rPr>
-          <w:t>https://sonpham-isss608-vaa-jan2526.netlify.app/hands-on_ex/hands-on_ex06/handson_ex6</w:t>
+          <w:t>https://sonpham-isss608-vaa-jan2526.netlify.app/hands-on_ex/hands-on_ex08/handson_ex8</w:t>
+        </w:r>
+      </w:hyperlink>
+    </w:p>
+    <w:p>
+      <w:hyperlink r:id="rId5" w:history="1">
+        <w:r>
+          <w:rPr>
+            <w:rStyle w:val="Hyperlink"/>
+          </w:rPr>
+          <w:t>https://sonpham-isss608-vaa-jan2526.netlify.app/hands-on_ex/hands-on_ex08/handson_ex8b</w:t>
+        </w:r>
+      </w:hyperlink>
+    </w:p>
+    <w:p>
+      <w:hyperlink r:id="rId6" w:history="1">
+        <w:r>
+          <w:rPr>
+            <w:rStyle w:val="Hyperlink"/>
+          </w:rPr>
+          <w:t>https://sonpham-isss608-vaa-jan2526.netlify.app/hands-on_ex/hands-on_ex08/handson_ex8c</w:t>
         </w:r>
       </w:hyperlink>
     </w:p>
